--- a/realtime_ai_assistant - Copy/Minecraft_AI_Companion_Documentation.docx
+++ b/realtime_ai_assistant - Copy/Minecraft_AI_Companion_Documentation.docx
@@ -153,7 +153,7 @@
               <w:spacing w:after="0" w:line="240" w:lineRule="auto"/>
             </w:pPr>
             <w:r>
-              <w:t>Captures your screen every ~0.5 seconds while Minecraft is open.</w:t>
+              <w:t>Captures your screen every ~0.5 seconds while Minecraft is open (analysis runs at most every 2 seconds).</w:t>
             </w:r>
           </w:p>
         </w:tc>
@@ -197,7 +197,7 @@
               <w:spacing w:after="0" w:line="240" w:lineRule="auto"/>
             </w:pPr>
             <w:r>
-              <w:t>Uses Roboflow API to detect mobs, ores, hazards, health bars, etc.</w:t>
+              <w:t>Uses three Roboflow models (general, mobs, blocks) with per-model confidence thresholds and duplicate removal to detect mobs, ores, hazards, health bars, etc.</w:t>
             </w:r>
           </w:p>
         </w:tc>
@@ -329,7 +329,7 @@
               <w:spacing w:after="0" w:line="240" w:lineRule="auto"/>
             </w:pPr>
             <w:r>
-              <w:t>Chat replies can reference what she recently saw in-game.</w:t>
+              <w:t>Chat replies can reference what she recently saw in-game. A screenshot is attached only when you ask her to look at something (e.g. "can you see...").</w:t>
             </w:r>
           </w:p>
         </w:tc>
@@ -373,7 +373,7 @@
               <w:spacing w:after="0" w:line="240" w:lineRule="auto"/>
             </w:pPr>
             <w:r>
-              <w:t>FrameBuffer keeps the last 3 frames and tracks trends (e.g. mob approaching).</w:t>
+              <w:t>FrameBuffer keeps the last 3 frames and tracks trends (e.g. mob approaching). Chat memory keeps the last 10 messages (in RAM only).</w:t>
             </w:r>
           </w:p>
         </w:tc>
@@ -417,7 +417,7 @@
               <w:spacing w:after="0" w:line="240" w:lineRule="auto"/>
             </w:pPr>
             <w:r>
-              <w:t>Speaks AI responses out loud.</w:t>
+              <w:t>Speaks AI responses out loud using local Piper text-to-speech (works offline).</w:t>
             </w:r>
           </w:p>
         </w:tc>
@@ -461,7 +461,51 @@
               <w:spacing w:after="0" w:line="240" w:lineRule="auto"/>
             </w:pPr>
             <w:r>
-              <w:t>Transparent overlay window — toggle with Ctrl+Alt+G.</w:t>
+              <w:t>Transparent overlay window — toggle with Ctrl+Alt+G. A separate status dashboard toggles with Ctrl+Alt+S.</w:t>
+            </w:r>
+          </w:p>
+        </w:tc>
+      </w:tr>
+      <w:tr>
+        <w:tblPrEx>
+          <w:tblBorders>
+            <w:top w:val="single" w:color="auto" w:sz="4" w:space="0"/>
+            <w:left w:val="single" w:color="auto" w:sz="4" w:space="0"/>
+            <w:bottom w:val="single" w:color="auto" w:sz="4" w:space="0"/>
+            <w:right w:val="single" w:color="auto" w:sz="4" w:space="0"/>
+            <w:insideH w:val="single" w:color="auto" w:sz="4" w:space="0"/>
+            <w:insideV w:val="single" w:color="auto" w:sz="4" w:space="0"/>
+          </w:tblBorders>
+          <w:tblCellMar>
+            <w:top w:w="0" w:type="dxa"/>
+            <w:left w:w="108" w:type="dxa"/>
+            <w:bottom w:w="0" w:type="dxa"/>
+            <w:right w:w="108" w:type="dxa"/>
+          </w:tblCellMar>
+        </w:tblPrEx>
+        <w:tc>
+          <w:tcPr>
+            <w:tcW w:w="4320" w:type="dxa"/>
+          </w:tcPr>
+          <w:p>
+            <w:pPr>
+              <w:spacing w:after="0" w:line="240" w:lineRule="auto"/>
+            </w:pPr>
+            <w:r>
+              <w:t>Proactive Comments</w:t>
+            </w:r>
+          </w:p>
+        </w:tc>
+        <w:tc>
+          <w:tcPr>
+            <w:tcW w:w="4320" w:type="dxa"/>
+          </w:tcPr>
+          <w:p>
+            <w:pPr>
+              <w:spacing w:after="0" w:line="240" w:lineRule="auto"/>
+            </w:pPr>
+            <w:r>
+              <w:t>If you stay on one activity for about 30 seconds, Maria may comment unprompted (not while you are chatting).</w:t>
             </w:r>
           </w:p>
         </w:tc>
@@ -505,7 +549,7 @@
               <w:spacing w:after="0" w:line="240" w:lineRule="auto"/>
             </w:pPr>
             <w:r>
-              <w:t>Saves debug screenshots and logs events to test_report.csv.</w:t>
+              <w:t>Saves debug screenshots and writes a readable session report to the logs/ folder.</w:t>
             </w:r>
           </w:p>
         </w:tc>
@@ -516,7 +560,7 @@
         <w:pStyle w:val="2"/>
       </w:pPr>
       <w:r>
-        <w:t xml:space="preserve"> The 3-Stage AI Pipeline</w:t>
+        <w:t xml:space="preserve">3. The 3-Stage AI Pipeline</w:t>
       </w:r>
     </w:p>
     <w:p>
@@ -529,232 +573,37 @@
           <w:rFonts w:ascii="Consolas" w:hAnsi="Consolas"/>
           <w:sz w:val="18"/>
         </w:rPr>
-        <w:t>Screenshot</w:t>
-      </w:r>
-      <w:r>
-        <w:rPr>
-          <w:rFonts w:ascii="Consolas" w:hAnsi="Consolas"/>
-          <w:sz w:val="18"/>
-        </w:rPr>
+        <w:t xml:space="preserve">Screenshot</w:t>
         <w:br w:type="textWrapping"/>
-      </w:r>
-      <w:r>
-        <w:rPr>
-          <w:rFonts w:ascii="Consolas" w:hAnsi="Consolas"/>
-          <w:sz w:val="18"/>
-        </w:rPr>
         <w:t xml:space="preserve">    │</w:t>
-      </w:r>
-      <w:r>
-        <w:rPr>
-          <w:rFonts w:ascii="Consolas" w:hAnsi="Consolas"/>
-          <w:sz w:val="18"/>
-        </w:rPr>
         <w:br w:type="textWrapping"/>
-      </w:r>
-      <w:r>
-        <w:rPr>
-          <w:rFonts w:ascii="Consolas" w:hAnsi="Consolas"/>
-          <w:sz w:val="18"/>
-        </w:rPr>
         <w:t xml:space="preserve">    ▼</w:t>
-      </w:r>
-      <w:r>
-        <w:rPr>
-          <w:rFonts w:ascii="Consolas" w:hAnsi="Consolas"/>
-          <w:sz w:val="18"/>
-        </w:rPr>
         <w:br w:type="textWrapping"/>
-      </w:r>
-      <w:r>
-        <w:rPr>
-          <w:rFonts w:ascii="Consolas" w:hAnsi="Consolas"/>
-          <w:sz w:val="18"/>
-        </w:rPr>
-        <w:t>STAGE 1: Roboflow API — Detect objects (creepers, diamonds, lava, etc.)</w:t>
-      </w:r>
-      <w:r>
-        <w:rPr>
-          <w:rFonts w:ascii="Consolas" w:hAnsi="Consolas"/>
-          <w:sz w:val="18"/>
-        </w:rPr>
+        <w:t xml:space="preserve">STAGE 1: 3 Roboflow models — Detect objects, then remove duplicates</w:t>
         <w:br w:type="textWrapping"/>
-      </w:r>
-      <w:r>
-        <w:rPr>
-          <w:rFonts w:ascii="Consolas" w:hAnsi="Consolas"/>
-          <w:sz w:val="18"/>
-        </w:rPr>
         <w:t xml:space="preserve">    │</w:t>
-      </w:r>
-      <w:r>
-        <w:rPr>
-          <w:rFonts w:ascii="Consolas" w:hAnsi="Consolas"/>
-          <w:sz w:val="18"/>
-        </w:rPr>
         <w:br w:type="textWrapping"/>
-      </w:r>
-      <w:r>
-        <w:rPr>
-          <w:rFonts w:ascii="Consolas" w:hAnsi="Consolas"/>
-          <w:sz w:val="18"/>
-        </w:rPr>
         <w:t xml:space="preserve">    ▼</w:t>
-      </w:r>
-      <w:r>
-        <w:rPr>
-          <w:rFonts w:ascii="Consolas" w:hAnsi="Consolas"/>
-          <w:sz w:val="18"/>
-        </w:rPr>
         <w:br w:type="textWrapping"/>
-      </w:r>
-      <w:r>
-        <w:rPr>
-          <w:rFonts w:ascii="Consolas" w:hAnsi="Consolas"/>
-          <w:sz w:val="18"/>
-        </w:rPr>
-        <w:t>FrameBuffer — Store last 3 frames + analyze trends</w:t>
-      </w:r>
-      <w:r>
-        <w:rPr>
-          <w:rFonts w:ascii="Consolas" w:hAnsi="Consolas"/>
-          <w:sz w:val="18"/>
-        </w:rPr>
+        <w:t xml:space="preserve">FrameBuffer — Store last 3 frames + analyze trends</w:t>
         <w:br w:type="textWrapping"/>
-      </w:r>
-      <w:r>
-        <w:rPr>
-          <w:rFonts w:ascii="Consolas" w:hAnsi="Consolas"/>
-          <w:sz w:val="18"/>
-        </w:rPr>
         <w:t xml:space="preserve">    │</w:t>
-      </w:r>
-      <w:r>
-        <w:rPr>
-          <w:rFonts w:ascii="Consolas" w:hAnsi="Consolas"/>
-          <w:sz w:val="18"/>
-        </w:rPr>
         <w:br w:type="textWrapping"/>
-      </w:r>
-      <w:r>
-        <w:rPr>
-          <w:rFonts w:ascii="Consolas" w:hAnsi="Consolas"/>
-          <w:sz w:val="18"/>
-        </w:rPr>
         <w:t xml:space="preserve">    ▼</w:t>
-      </w:r>
-      <w:r>
-        <w:rPr>
-          <w:rFonts w:ascii="Consolas" w:hAnsi="Consolas"/>
-          <w:sz w:val="18"/>
-        </w:rPr>
         <w:br w:type="textWrapping"/>
-      </w:r>
-      <w:r>
-        <w:rPr>
-          <w:rFonts w:ascii="Consolas" w:hAnsi="Consolas"/>
-          <w:sz w:val="18"/>
-        </w:rPr>
-        <w:t>STAGE 2: J</w:t>
-      </w:r>
-      <w:r>
-        <w:rPr>
-          <w:rFonts w:hint="default" w:ascii="Consolas" w:hAnsi="Consolas"/>
-          <w:sz w:val="18"/>
-          <w:lang w:val="en-US"/>
-        </w:rPr>
-        <w:t>SON</w:t>
-      </w:r>
-      <w:r>
-        <w:rPr>
-          <w:rFonts w:ascii="Consolas" w:hAnsi="Consolas"/>
-          <w:sz w:val="18"/>
-        </w:rPr>
-        <w:t xml:space="preserve"> Parser — Convert JSON to readable text</w:t>
-      </w:r>
-      <w:r>
-        <w:rPr>
-          <w:rFonts w:ascii="Consolas" w:hAnsi="Consolas"/>
-          <w:sz w:val="18"/>
-        </w:rPr>
+        <w:t xml:space="preserve">STAGE 2: JSON Parser — Convert JSON to readable text</w:t>
         <w:br w:type="textWrapping"/>
-      </w:r>
-      <w:r>
-        <w:rPr>
-          <w:rFonts w:ascii="Consolas" w:hAnsi="Consolas"/>
-          <w:sz w:val="18"/>
-        </w:rPr>
         <w:t xml:space="preserve">    │</w:t>
-      </w:r>
-      <w:r>
-        <w:rPr>
-          <w:rFonts w:ascii="Consolas" w:hAnsi="Consolas"/>
-          <w:sz w:val="18"/>
-        </w:rPr>
         <w:br w:type="textWrapping"/>
-      </w:r>
-      <w:r>
-        <w:rPr>
-          <w:rFonts w:ascii="Consolas" w:hAnsi="Consolas"/>
-          <w:sz w:val="18"/>
-        </w:rPr>
         <w:t xml:space="preserve">    ▼</w:t>
-      </w:r>
-      <w:r>
-        <w:rPr>
-          <w:rFonts w:ascii="Consolas" w:hAnsi="Consolas"/>
-          <w:sz w:val="18"/>
-        </w:rPr>
         <w:br w:type="textWrapping"/>
-      </w:r>
-      <w:r>
-        <w:rPr>
-          <w:rFonts w:ascii="Consolas" w:hAnsi="Consolas"/>
-          <w:sz w:val="18"/>
-        </w:rPr>
-        <w:t>STAGE 3: Llama (Ollama) — GAME mode: urgent warnings | CHAT mode: conversation</w:t>
-      </w:r>
-      <w:r>
-        <w:rPr>
-          <w:rFonts w:ascii="Consolas" w:hAnsi="Consolas"/>
-          <w:sz w:val="18"/>
-        </w:rPr>
+        <w:t xml:space="preserve">STAGE 3: Local LLM (Ollama) — GAME mode: urgent warnings | CHAT mode: conversation</w:t>
         <w:br w:type="textWrapping"/>
-      </w:r>
-      <w:r>
-        <w:rPr>
-          <w:rFonts w:ascii="Consolas" w:hAnsi="Consolas"/>
-          <w:sz w:val="18"/>
-        </w:rPr>
         <w:t xml:space="preserve">    │</w:t>
-      </w:r>
-      <w:r>
-        <w:rPr>
-          <w:rFonts w:ascii="Consolas" w:hAnsi="Consolas"/>
-          <w:sz w:val="18"/>
-        </w:rPr>
         <w:br w:type="textWrapping"/>
-      </w:r>
-      <w:r>
-        <w:rPr>
-          <w:rFonts w:ascii="Consolas" w:hAnsi="Consolas"/>
-          <w:sz w:val="18"/>
-        </w:rPr>
         <w:t xml:space="preserve">    ▼</w:t>
-      </w:r>
-      <w:r>
-        <w:rPr>
-          <w:rFonts w:ascii="Consolas" w:hAnsi="Consolas"/>
-          <w:sz w:val="18"/>
-        </w:rPr>
         <w:br w:type="textWrapping"/>
-      </w:r>
-      <w:r>
-        <w:rPr>
-          <w:rFonts w:ascii="Consolas" w:hAnsi="Consolas"/>
-          <w:sz w:val="18"/>
-        </w:rPr>
-        <w:t>TTS speaks + message shown in chat window</w:t>
+        <w:t xml:space="preserve">TTS (Piper) speaks + message shown in chat window</w:t>
       </w:r>
     </w:p>
     <w:p>
@@ -762,7 +611,7 @@
         <w:pStyle w:val="2"/>
       </w:pPr>
       <w:r>
-        <w:t>5. Example 1: Chat Mode — You Type "heyy"</w:t>
+        <w:t>4. Example 1: Chat Mode — You Type "heyy"</w:t>
       </w:r>
     </w:p>
     <w:p>
@@ -784,61 +633,13 @@
           <w:sz w:val="18"/>
         </w:rPr>
         <w:t>You press Enter in chat</w:t>
-      </w:r>
-      <w:r>
-        <w:rPr>
-          <w:rFonts w:ascii="Consolas" w:hAnsi="Consolas"/>
-          <w:sz w:val="18"/>
-        </w:rPr>
         <w:br w:type="textWrapping"/>
-      </w:r>
-      <w:r>
-        <w:rPr>
-          <w:rFonts w:ascii="Consolas" w:hAnsi="Consolas"/>
-          <w:sz w:val="18"/>
-        </w:rPr>
         <w:t xml:space="preserve">    → message goes to a queue</w:t>
-      </w:r>
-      <w:r>
-        <w:rPr>
-          <w:rFonts w:ascii="Consolas" w:hAnsi="Consolas"/>
-          <w:sz w:val="18"/>
-        </w:rPr>
         <w:br w:type="textWrapping"/>
-      </w:r>
-      <w:r>
-        <w:rPr>
-          <w:rFonts w:ascii="Consolas" w:hAnsi="Consolas"/>
-          <w:sz w:val="18"/>
-        </w:rPr>
         <w:t xml:space="preserve">    → ChatProcessorThread picks it up</w:t>
-      </w:r>
-      <w:r>
-        <w:rPr>
-          <w:rFonts w:ascii="Consolas" w:hAnsi="Consolas"/>
-          <w:sz w:val="18"/>
-        </w:rPr>
         <w:br w:type="textWrapping"/>
-      </w:r>
-      <w:r>
-        <w:rPr>
-          <w:rFonts w:ascii="Consolas" w:hAnsi="Consolas"/>
-          <w:sz w:val="18"/>
-        </w:rPr>
         <w:t xml:space="preserve">    → Llama generates Maria's reply</w:t>
-      </w:r>
-      <w:r>
-        <w:rPr>
-          <w:rFonts w:ascii="Consolas" w:hAnsi="Consolas"/>
-          <w:sz w:val="18"/>
-        </w:rPr>
         <w:br w:type="textWrapping"/>
-      </w:r>
-      <w:r>
-        <w:rPr>
-          <w:rFonts w:ascii="Consolas" w:hAnsi="Consolas"/>
-          <w:sz w:val="18"/>
-        </w:rPr>
         <w:t xml:space="preserve">    → reply shows in UI + speaks out loud</w:t>
       </w:r>
     </w:p>
@@ -866,89 +667,17 @@
           <w:sz w:val="18"/>
         </w:rPr>
         <w:t>def _on_input_send(self, event=None):</w:t>
-      </w:r>
-      <w:r>
-        <w:rPr>
-          <w:rFonts w:ascii="Consolas" w:hAnsi="Consolas"/>
-          <w:sz w:val="18"/>
-        </w:rPr>
         <w:br w:type="textWrapping"/>
-      </w:r>
-      <w:r>
-        <w:rPr>
-          <w:rFonts w:ascii="Consolas" w:hAnsi="Consolas"/>
-          <w:sz w:val="18"/>
-        </w:rPr>
         <w:t xml:space="preserve">    text = self.input_field.get().strip()</w:t>
-      </w:r>
-      <w:r>
-        <w:rPr>
-          <w:rFonts w:ascii="Consolas" w:hAnsi="Consolas"/>
-          <w:sz w:val="18"/>
-        </w:rPr>
         <w:br w:type="textWrapping"/>
-      </w:r>
-      <w:r>
-        <w:rPr>
-          <w:rFonts w:ascii="Consolas" w:hAnsi="Consolas"/>
-          <w:sz w:val="18"/>
-        </w:rPr>
         <w:t xml:space="preserve">    if not text:</w:t>
-      </w:r>
-      <w:r>
-        <w:rPr>
-          <w:rFonts w:ascii="Consolas" w:hAnsi="Consolas"/>
-          <w:sz w:val="18"/>
-        </w:rPr>
         <w:br w:type="textWrapping"/>
-      </w:r>
-      <w:r>
-        <w:rPr>
-          <w:rFonts w:ascii="Consolas" w:hAnsi="Consolas"/>
-          <w:sz w:val="18"/>
-        </w:rPr>
         <w:t xml:space="preserve">        return</w:t>
-      </w:r>
-      <w:r>
-        <w:rPr>
-          <w:rFonts w:ascii="Consolas" w:hAnsi="Consolas"/>
-          <w:sz w:val="18"/>
-        </w:rPr>
         <w:br w:type="textWrapping"/>
-      </w:r>
-      <w:r>
-        <w:rPr>
-          <w:rFonts w:ascii="Consolas" w:hAnsi="Consolas"/>
-          <w:sz w:val="18"/>
-        </w:rPr>
         <w:t xml:space="preserve">    self.display_message("You", text, "user")</w:t>
-      </w:r>
-      <w:r>
-        <w:rPr>
-          <w:rFonts w:ascii="Consolas" w:hAnsi="Consolas"/>
-          <w:sz w:val="18"/>
-        </w:rPr>
         <w:br w:type="textWrapping"/>
-      </w:r>
-      <w:r>
-        <w:rPr>
-          <w:rFonts w:ascii="Consolas" w:hAnsi="Consolas"/>
-          <w:sz w:val="18"/>
-        </w:rPr>
         <w:t xml:space="preserve">    if self.user_input_callback:</w:t>
-      </w:r>
-      <w:r>
-        <w:rPr>
-          <w:rFonts w:ascii="Consolas" w:hAnsi="Consolas"/>
-          <w:sz w:val="18"/>
-        </w:rPr>
         <w:br w:type="textWrapping"/>
-      </w:r>
-      <w:r>
-        <w:rPr>
-          <w:rFonts w:ascii="Consolas" w:hAnsi="Consolas"/>
-          <w:sz w:val="18"/>
-        </w:rPr>
         <w:t xml:space="preserve">        self.user_input_callback(text)  # → puts message in queue</w:t>
       </w:r>
     </w:p>
@@ -971,19 +700,7 @@
           <w:sz w:val="18"/>
         </w:rPr>
         <w:t>def handle_user_input(message: str):</w:t>
-      </w:r>
-      <w:r>
-        <w:rPr>
-          <w:rFonts w:ascii="Consolas" w:hAnsi="Consolas"/>
-          <w:sz w:val="18"/>
-        </w:rPr>
         <w:br w:type="textWrapping"/>
-      </w:r>
-      <w:r>
-        <w:rPr>
-          <w:rFonts w:ascii="Consolas" w:hAnsi="Consolas"/>
-          <w:sz w:val="18"/>
-        </w:rPr>
         <w:t xml:space="preserve">    user_input_queue.put(message)</w:t>
       </w:r>
     </w:p>
@@ -1010,48 +727,14 @@
           <w:rFonts w:ascii="Consolas" w:hAnsi="Consolas"/>
           <w:sz w:val="18"/>
         </w:rPr>
-        <w:t>response = ai_handler.generate_chat_response(user_message)</w:t>
-      </w:r>
-      <w:r>
-        <w:rPr>
-          <w:rFonts w:ascii="Consolas" w:hAnsi="Consolas"/>
-          <w:sz w:val="18"/>
-        </w:rPr>
+        <w:t xml:space="preserve">latest_screenshot = context.get('latest_screenshot')</w:t>
         <w:br w:type="textWrapping"/>
-      </w:r>
-      <w:r>
-        <w:rPr>
-          <w:rFonts w:ascii="Consolas" w:hAnsi="Consolas"/>
-          <w:sz w:val="18"/>
-        </w:rPr>
-        <w:t>if response:</w:t>
-      </w:r>
-      <w:r>
-        <w:rPr>
-          <w:rFonts w:ascii="Consolas" w:hAnsi="Consolas"/>
-          <w:sz w:val="18"/>
-        </w:rPr>
+        <w:t xml:space="preserve">response = ai_handler.generate_chat_response(user_message, image=latest_screenshot)</w:t>
         <w:br w:type="textWrapping"/>
-      </w:r>
-      <w:r>
-        <w:rPr>
-          <w:rFonts w:ascii="Consolas" w:hAnsi="Consolas"/>
-          <w:sz w:val="18"/>
-        </w:rPr>
+        <w:t xml:space="preserve">if response:</w:t>
+        <w:br w:type="textWrapping"/>
         <w:t xml:space="preserve">    msg_queue.put(("AI", response))</w:t>
-      </w:r>
-      <w:r>
-        <w:rPr>
-          <w:rFonts w:ascii="Consolas" w:hAnsi="Consolas"/>
-          <w:sz w:val="18"/>
-        </w:rPr>
         <w:br w:type="textWrapping"/>
-      </w:r>
-      <w:r>
-        <w:rPr>
-          <w:rFonts w:ascii="Consolas" w:hAnsi="Consolas"/>
-          <w:sz w:val="18"/>
-        </w:rPr>
         <w:t xml:space="preserve">    speak_in_thread(response)</w:t>
       </w:r>
     </w:p>
@@ -1065,7 +748,7 @@
     </w:p>
     <w:p>
       <w:r>
-        <w:t>File: core/ai_handler.py — generate_chat_response() + _call_llama()</w:t>
+        <w:t>File: core/ai_handler.py — generate_chat_response() + _call_llama() / _call_llama_vision()</w:t>
       </w:r>
     </w:p>
     <w:p>
@@ -1078,112 +761,37 @@
           <w:rFonts w:ascii="Consolas" w:hAnsi="Consolas"/>
           <w:sz w:val="18"/>
         </w:rPr>
-        <w:t>prompt = f"""{CHAT_MODE_PROMPT}</w:t>
-      </w:r>
-      <w:r>
-        <w:rPr>
-          <w:rFonts w:ascii="Consolas" w:hAnsi="Consolas"/>
-          <w:sz w:val="18"/>
-        </w:rPr>
+        <w:t xml:space="preserve">prompt = CHAT_MODE_PROMPT.format(</w:t>
         <w:br w:type="textWrapping"/>
-      </w:r>
-      <w:r>
-        <w:rPr>
-          <w:rFonts w:ascii="Consolas" w:hAnsi="Consolas"/>
-          <w:sz w:val="18"/>
-        </w:rPr>
-        <w:t>Recent game context: {self.recent_game_state}</w:t>
-      </w:r>
-      <w:r>
-        <w:rPr>
-          <w:rFonts w:ascii="Consolas" w:hAnsi="Consolas"/>
-          <w:sz w:val="18"/>
-        </w:rPr>
+        <w:t xml:space="preserve">    conversation_history=..., activity_context=...,</w:t>
         <w:br w:type="textWrapping"/>
-      </w:r>
-      <w:r>
-        <w:rPr>
-          <w:rFonts w:ascii="Consolas" w:hAnsi="Consolas"/>
-          <w:sz w:val="18"/>
-        </w:rPr>
-        <w:t>Player said: "{user_message}"</w:t>
-      </w:r>
-      <w:r>
-        <w:rPr>
-          <w:rFonts w:ascii="Consolas" w:hAnsi="Consolas"/>
-          <w:sz w:val="18"/>
-        </w:rPr>
+        <w:t xml:space="preserve">    recent_game_state=..., user_message=user_message)</w:t>
         <w:br w:type="textWrapping"/>
-      </w:r>
-      <w:r>
-        <w:rPr>
-          <w:rFonts w:ascii="Consolas" w:hAnsi="Consolas"/>
-          <w:sz w:val="18"/>
-        </w:rPr>
-        <w:t>Respond naturally as Maria."""</w:t>
-      </w:r>
-      <w:r>
-        <w:rPr>
-          <w:rFonts w:ascii="Consolas" w:hAnsi="Consolas"/>
-          <w:sz w:val="18"/>
-        </w:rPr>
+        <w:t xml:space="preserve"/>
         <w:br w:type="textWrapping"/>
-      </w:r>
-      <w:r>
-        <w:rPr>
-          <w:rFonts w:ascii="Consolas" w:hAnsi="Consolas"/>
-          <w:sz w:val="18"/>
-        </w:rPr>
+        <w:t xml:space="preserve"># a screenshot is attached only if the message asks Maria to look</w:t>
         <w:br w:type="textWrapping"/>
-      </w:r>
-      <w:r>
-        <w:rPr>
-          <w:rFonts w:ascii="Consolas" w:hAnsi="Consolas"/>
-          <w:sz w:val="18"/>
-        </w:rPr>
-        <w:t>response = requests.post(</w:t>
-      </w:r>
-      <w:r>
-        <w:rPr>
-          <w:rFonts w:ascii="Consolas" w:hAnsi="Consolas"/>
-          <w:sz w:val="18"/>
-        </w:rPr>
+        <w:t xml:space="preserve">wants_vision = image is not None and any(</w:t>
         <w:br w:type="textWrapping"/>
-      </w:r>
-      <w:r>
-        <w:rPr>
-          <w:rFonts w:ascii="Consolas" w:hAnsi="Consolas"/>
-          <w:sz w:val="18"/>
-        </w:rPr>
-        <w:t xml:space="preserve">    f"{self.api_url}/api/generate",</w:t>
-      </w:r>
-      <w:r>
-        <w:rPr>
-          <w:rFonts w:ascii="Consolas" w:hAnsi="Consolas"/>
-          <w:sz w:val="18"/>
-        </w:rPr>
+        <w:t xml:space="preserve">    kw in user_message.lower() for kw in VISION_TRIGGER_KEYWORDS)</w:t>
         <w:br w:type="textWrapping"/>
-      </w:r>
-      <w:r>
-        <w:rPr>
-          <w:rFonts w:ascii="Consolas" w:hAnsi="Consolas"/>
-          <w:sz w:val="18"/>
-        </w:rPr>
-        <w:t xml:space="preserve">    json={"model": self.model_name, "prompt": prompt, "stream": False}</w:t>
-      </w:r>
-      <w:r>
-        <w:rPr>
-          <w:rFonts w:ascii="Consolas" w:hAnsi="Consolas"/>
-          <w:sz w:val="18"/>
-        </w:rPr>
+        <w:t xml:space="preserve"/>
         <w:br w:type="textWrapping"/>
-      </w:r>
-      <w:r>
-        <w:rPr>
-          <w:rFonts w:ascii="Consolas" w:hAnsi="Consolas"/>
-          <w:sz w:val="18"/>
-        </w:rPr>
-        <w:t>)</w:t>
+        <w:t xml:space="preserve">if wants_vision:</w:t>
+        <w:br w:type="textWrapping"/>
+        <w:t xml:space="preserve">    response = self._call_llama_vision(prompt, image)  # sends images[]</w:t>
+        <w:br w:type="textWrapping"/>
+        <w:t xml:space="preserve">else:</w:t>
+        <w:br w:type="textWrapping"/>
+        <w:t xml:space="preserve">    response = self._call_llama(prompt)  # text only</w:t>
+        <w:br w:type="textWrapping"/>
+        <w:t xml:space="preserve"/>
+        <w:br w:type="textWrapping"/>
+        <w:t xml:space="preserve"># both end up calling Ollama:</w:t>
+        <w:br w:type="textWrapping"/>
+        <w:t xml:space="preserve">requests.post(f"{self.api_url}/api/generate",</w:t>
+        <w:br w:type="textWrapping"/>
+        <w:t xml:space="preserve">    json={"model": self.model_name, "prompt": prompt, "stream": False})</w:t>
       </w:r>
     </w:p>
     <w:p>
@@ -1204,7 +812,7 @@
         <w:pStyle w:val="23"/>
       </w:pPr>
       <w:r>
-        <w:t>Context: "No significant objects detected."</w:t>
+        <w:t>Context: "No objects detected."</w:t>
       </w:r>
     </w:p>
     <w:p>
@@ -1220,7 +828,7 @@
         <w:pStyle w:val="2"/>
       </w:pPr>
       <w:r>
-        <w:t>6. Example 2: Game Mode — Creeper Appears</w:t>
+        <w:t>5. Example 2: Game Mode — Creeper Appears</w:t>
       </w:r>
     </w:p>
     <w:p>
@@ -1242,61 +850,13 @@
           <w:sz w:val="18"/>
         </w:rPr>
         <w:t>Vision loop captures screenshot every 0.5s</w:t>
-      </w:r>
-      <w:r>
-        <w:rPr>
-          <w:rFonts w:ascii="Consolas" w:hAnsi="Consolas"/>
-          <w:sz w:val="18"/>
-        </w:rPr>
         <w:br w:type="textWrapping"/>
-      </w:r>
-      <w:r>
-        <w:rPr>
-          <w:rFonts w:ascii="Consolas" w:hAnsi="Consolas"/>
-          <w:sz w:val="18"/>
-        </w:rPr>
         <w:t xml:space="preserve">    → Roboflow detects "creeper"</w:t>
-      </w:r>
-      <w:r>
-        <w:rPr>
-          <w:rFonts w:ascii="Consolas" w:hAnsi="Consolas"/>
-          <w:sz w:val="18"/>
-        </w:rPr>
         <w:br w:type="textWrapping"/>
-      </w:r>
-      <w:r>
-        <w:rPr>
-          <w:rFonts w:ascii="Consolas" w:hAnsi="Consolas"/>
-          <w:sz w:val="18"/>
-        </w:rPr>
         <w:t xml:space="preserve">    → Jimmy turns JSON into readable text</w:t>
-      </w:r>
-      <w:r>
-        <w:rPr>
-          <w:rFonts w:ascii="Consolas" w:hAnsi="Consolas"/>
-          <w:sz w:val="18"/>
-        </w:rPr>
         <w:br w:type="textWrapping"/>
-      </w:r>
-      <w:r>
-        <w:rPr>
-          <w:rFonts w:ascii="Consolas" w:hAnsi="Consolas"/>
-          <w:sz w:val="18"/>
-        </w:rPr>
         <w:t xml:space="preserve">    → Llama generates a short warning</w:t>
-      </w:r>
-      <w:r>
-        <w:rPr>
-          <w:rFonts w:ascii="Consolas" w:hAnsi="Consolas"/>
-          <w:sz w:val="18"/>
-        </w:rPr>
         <w:br w:type="textWrapping"/>
-      </w:r>
-      <w:r>
-        <w:rPr>
-          <w:rFonts w:ascii="Consolas" w:hAnsi="Consolas"/>
-          <w:sz w:val="18"/>
-        </w:rPr>
         <w:t xml:space="preserve">    → Maria speaks: "Creeper!"</w:t>
       </w:r>
     </w:p>
@@ -1324,19 +884,7 @@
           <w:sz w:val="18"/>
         </w:rPr>
         <w:t>screenshot = capture_screenshot()</w:t>
-      </w:r>
-      <w:r>
-        <w:rPr>
-          <w:rFonts w:ascii="Consolas" w:hAnsi="Consolas"/>
-          <w:sz w:val="18"/>
-        </w:rPr>
         <w:br w:type="textWrapping"/>
-      </w:r>
-      <w:r>
-        <w:rPr>
-          <w:rFonts w:ascii="Consolas" w:hAnsi="Consolas"/>
-          <w:sz w:val="18"/>
-        </w:rPr>
         <w:t>result = ai_handler.analyze_screenshot(screenshot)</w:t>
       </w:r>
     </w:p>
@@ -1345,12 +893,12 @@
         <w:pStyle w:val="3"/>
       </w:pPr>
       <w:r>
-        <w:t>Step 2: Stage 1 — Roboflow detection</w:t>
+        <w:t>Step 2: Stage 1 — Multi-model Roboflow detection</w:t>
       </w:r>
     </w:p>
     <w:p>
       <w:r>
-        <w:t>File: core/ai_handler.py — RoboflowDetector.detect()</w:t>
+        <w:t>File: core/ai_handler.py — MultiModelDetector.detect() / _run_single_model()</w:t>
       </w:r>
     </w:p>
     <w:p>
@@ -1363,63 +911,23 @@
           <w:rFonts w:ascii="Consolas" w:hAnsi="Consolas"/>
           <w:sz w:val="18"/>
         </w:rPr>
-        <w:t>response = requests.post(</w:t>
-      </w:r>
-      <w:r>
-        <w:rPr>
-          <w:rFonts w:ascii="Consolas" w:hAnsi="Consolas"/>
-          <w:sz w:val="18"/>
-        </w:rPr>
+        <w:t xml:space="preserve"># runs the general, mobs and blocks models in turn</w:t>
         <w:br w:type="textWrapping"/>
-      </w:r>
-      <w:r>
-        <w:rPr>
-          <w:rFonts w:ascii="Consolas" w:hAnsi="Consolas"/>
-          <w:sz w:val="18"/>
-        </w:rPr>
-        <w:t xml:space="preserve">    self.api_url,</w:t>
-      </w:r>
-      <w:r>
-        <w:rPr>
-          <w:rFonts w:ascii="Consolas" w:hAnsi="Consolas"/>
-          <w:sz w:val="18"/>
-        </w:rPr>
+        <w:t xml:space="preserve">response = requests.post(</w:t>
         <w:br w:type="textWrapping"/>
-      </w:r>
-      <w:r>
-        <w:rPr>
-          <w:rFonts w:ascii="Consolas" w:hAnsi="Consolas"/>
-          <w:sz w:val="18"/>
-        </w:rPr>
+        <w:t xml:space="preserve">    api_url,</w:t>
+        <w:br w:type="textWrapping"/>
         <w:t xml:space="preserve">    params={"api_key": self.api_key},</w:t>
-      </w:r>
-      <w:r>
-        <w:rPr>
-          <w:rFonts w:ascii="Consolas" w:hAnsi="Consolas"/>
-          <w:sz w:val="18"/>
-        </w:rPr>
         <w:br w:type="textWrapping"/>
-      </w:r>
-      <w:r>
-        <w:rPr>
-          <w:rFonts w:ascii="Consolas" w:hAnsi="Consolas"/>
-          <w:sz w:val="18"/>
-        </w:rPr>
-        <w:t xml:space="preserve">    files={"file": ("screenshot.jpg", img_byte_arr, "image/jpeg")}</w:t>
-      </w:r>
-      <w:r>
-        <w:rPr>
-          <w:rFonts w:ascii="Consolas" w:hAnsi="Consolas"/>
-          <w:sz w:val="18"/>
-        </w:rPr>
+        <w:t xml:space="preserve">    files={"file": ("screenshot.jpg", img_byte_arr, "image/jpeg")},</w:t>
         <w:br w:type="textWrapping"/>
-      </w:r>
-      <w:r>
-        <w:rPr>
-          <w:rFonts w:ascii="Consolas" w:hAnsi="Consolas"/>
-          <w:sz w:val="18"/>
-        </w:rPr>
-        <w:t>)</w:t>
+        <w:t xml:space="preserve">    timeout=15</w:t>
+        <w:br w:type="textWrapping"/>
+        <w:t xml:space="preserve">)</w:t>
+        <w:br w:type="textWrapping"/>
+        <w:t xml:space="preserve"># mobs kept at &gt;= 0.6 confidence, blocks at &gt;= 0.4</w:t>
+        <w:br w:type="textWrapping"/>
+        <w:t xml:space="preserve"># duplicates: same class + centers within 50 px -&gt; keep higher confidence</w:t>
       </w:r>
     </w:p>
     <w:p>
@@ -1438,75 +946,15 @@
           <w:sz w:val="18"/>
         </w:rPr>
         <w:t>{</w:t>
-      </w:r>
-      <w:r>
-        <w:rPr>
-          <w:rFonts w:ascii="Consolas" w:hAnsi="Consolas"/>
-          <w:sz w:val="18"/>
-        </w:rPr>
         <w:br w:type="textWrapping"/>
-      </w:r>
-      <w:r>
-        <w:rPr>
-          <w:rFonts w:ascii="Consolas" w:hAnsi="Consolas"/>
-          <w:sz w:val="18"/>
-        </w:rPr>
         <w:t xml:space="preserve">  "detections": [</w:t>
-      </w:r>
-      <w:r>
-        <w:rPr>
-          <w:rFonts w:ascii="Consolas" w:hAnsi="Consolas"/>
-          <w:sz w:val="18"/>
-        </w:rPr>
         <w:br w:type="textWrapping"/>
-      </w:r>
-      <w:r>
-        <w:rPr>
-          <w:rFonts w:ascii="Consolas" w:hAnsi="Consolas"/>
-          <w:sz w:val="18"/>
-        </w:rPr>
         <w:t xml:space="preserve">    {"class": "creeper", "confidence": 0.87,</w:t>
-      </w:r>
-      <w:r>
-        <w:rPr>
-          <w:rFonts w:ascii="Consolas" w:hAnsi="Consolas"/>
-          <w:sz w:val="18"/>
-        </w:rPr>
         <w:br w:type="textWrapping"/>
-      </w:r>
-      <w:r>
-        <w:rPr>
-          <w:rFonts w:ascii="Consolas" w:hAnsi="Consolas"/>
-          <w:sz w:val="18"/>
-        </w:rPr>
         <w:t xml:space="preserve">     "bbox": {"center_x": 150, "center_y": 200}}</w:t>
-      </w:r>
-      <w:r>
-        <w:rPr>
-          <w:rFonts w:ascii="Consolas" w:hAnsi="Consolas"/>
-          <w:sz w:val="18"/>
-        </w:rPr>
         <w:br w:type="textWrapping"/>
-      </w:r>
-      <w:r>
-        <w:rPr>
-          <w:rFonts w:ascii="Consolas" w:hAnsi="Consolas"/>
-          <w:sz w:val="18"/>
-        </w:rPr>
         <w:t xml:space="preserve">  ]</w:t>
-      </w:r>
-      <w:r>
-        <w:rPr>
-          <w:rFonts w:ascii="Consolas" w:hAnsi="Consolas"/>
-          <w:sz w:val="18"/>
-        </w:rPr>
         <w:br w:type="textWrapping"/>
-      </w:r>
-      <w:r>
-        <w:rPr>
-          <w:rFonts w:ascii="Consolas" w:hAnsi="Consolas"/>
-          <w:sz w:val="18"/>
-        </w:rPr>
         <w:t>}</w:t>
       </w:r>
     </w:p>
@@ -1528,49 +976,15 @@
           <w:rFonts w:ascii="Consolas" w:hAnsi="Consolas"/>
           <w:sz w:val="18"/>
         </w:rPr>
-        <w:t>self.frame_buffer.add_frame(image, detections_json)</w:t>
-      </w:r>
-      <w:r>
-        <w:rPr>
-          <w:rFonts w:ascii="Consolas" w:hAnsi="Consolas"/>
-          <w:sz w:val="18"/>
-        </w:rPr>
+        <w:t xml:space="preserve">self.frame_buffer.add_frame(image, detections_json)</w:t>
         <w:br w:type="textWrapping"/>
-      </w:r>
-      <w:r>
-        <w:rPr>
-          <w:rFonts w:ascii="Consolas" w:hAnsi="Consolas"/>
-          <w:sz w:val="18"/>
-        </w:rPr>
-        <w:t>if self.frame_buffer.is_full():</w:t>
-      </w:r>
-      <w:r>
-        <w:rPr>
-          <w:rFonts w:ascii="Consolas" w:hAnsi="Consolas"/>
-          <w:sz w:val="18"/>
-        </w:rPr>
+        <w:t xml:space="preserve">if self.frame_buffer.is_full():</w:t>
         <w:br w:type="textWrapping"/>
-      </w:r>
-      <w:r>
-        <w:rPr>
-          <w:rFonts w:ascii="Consolas" w:hAnsi="Consolas"/>
-          <w:sz w:val="18"/>
-        </w:rPr>
         <w:t xml:space="preserve">    trends = self.frame_buffer.analyze_trends()</w:t>
-      </w:r>
-      <w:r>
-        <w:rPr>
-          <w:rFonts w:ascii="Consolas" w:hAnsi="Consolas"/>
-          <w:sz w:val="18"/>
-        </w:rPr>
         <w:br w:type="textWrapping"/>
-      </w:r>
-      <w:r>
-        <w:rPr>
-          <w:rFonts w:ascii="Consolas" w:hAnsi="Consolas"/>
-          <w:sz w:val="18"/>
-        </w:rPr>
-        <w:t xml:space="preserve">    # e.g. [TREND: creeper approaching]</w:t>
+        <w:t xml:space="preserve">    # e.g. position_trend: "approaching"</w:t>
+        <w:br w:type="textWrapping"/>
+        <w:t xml:space="preserve">    # (distance to screen center shrank by more than 50 px)</w:t>
       </w:r>
     </w:p>
     <w:p>
@@ -1601,35 +1015,11 @@
           <w:rFonts w:ascii="Consolas" w:hAnsi="Consolas"/>
           <w:sz w:val="18"/>
         </w:rPr>
-        <w:t>if class_name in self.THREAT_CLASSES:</w:t>
-      </w:r>
-      <w:r>
-        <w:rPr>
-          <w:rFonts w:ascii="Consolas" w:hAnsi="Consolas"/>
-          <w:sz w:val="18"/>
-        </w:rPr>
+        <w:t xml:space="preserve">if class_name in self.THREAT_CLASSES:</w:t>
         <w:br w:type="textWrapping"/>
-      </w:r>
-      <w:r>
-        <w:rPr>
-          <w:rFonts w:ascii="Consolas" w:hAnsi="Consolas"/>
-          <w:sz w:val="18"/>
-        </w:rPr>
         <w:t xml:space="preserve">    threats.append((class_name, confidence, bbox))</w:t>
-      </w:r>
-      <w:r>
-        <w:rPr>
-          <w:rFonts w:ascii="Consolas" w:hAnsi="Consolas"/>
-          <w:sz w:val="18"/>
-        </w:rPr>
         <w:br w:type="textWrapping"/>
-      </w:r>
-      <w:r>
-        <w:rPr>
-          <w:rFonts w:ascii="Consolas" w:hAnsi="Consolas"/>
-          <w:sz w:val="18"/>
-        </w:rPr>
-        <w:t># Output: "I saw creeper in the left middle."</w:t>
+        <w:t xml:space="preserve"># Output: "creeper in left middle"</w:t>
       </w:r>
     </w:p>
     <w:p>
@@ -1650,70 +1040,17 @@
           <w:rFonts w:ascii="Consolas" w:hAnsi="Consolas"/>
           <w:sz w:val="18"/>
         </w:rPr>
-        <w:t>if game_state == "No significant objects detected.":</w:t>
-      </w:r>
-      <w:r>
-        <w:rPr>
-          <w:rFonts w:ascii="Consolas" w:hAnsi="Consolas"/>
-          <w:sz w:val="18"/>
-        </w:rPr>
+        <w:t xml:space="preserve">if game_state == "No objects detected.":</w:t>
         <w:br w:type="textWrapping"/>
-      </w:r>
-      <w:r>
-        <w:rPr>
-          <w:rFonts w:ascii="Consolas" w:hAnsi="Consolas"/>
-          <w:sz w:val="18"/>
-        </w:rPr>
         <w:t xml:space="preserve">    return None  # Maria stays silent</w:t>
-      </w:r>
-      <w:r>
-        <w:rPr>
-          <w:rFonts w:ascii="Consolas" w:hAnsi="Consolas"/>
-          <w:sz w:val="18"/>
-        </w:rPr>
         <w:br w:type="textWrapping"/>
-      </w:r>
-      <w:r>
-        <w:rPr>
-          <w:rFonts w:ascii="Consolas" w:hAnsi="Consolas"/>
-          <w:sz w:val="18"/>
-        </w:rPr>
+        <w:t xml:space="preserve"/>
         <w:br w:type="textWrapping"/>
-      </w:r>
-      <w:r>
-        <w:rPr>
-          <w:rFonts w:ascii="Consolas" w:hAnsi="Consolas"/>
-          <w:sz w:val="18"/>
-        </w:rPr>
-        <w:t>response = self.generator.generate_game_response(game_state)</w:t>
-      </w:r>
-      <w:r>
-        <w:rPr>
-          <w:rFonts w:ascii="Consolas" w:hAnsi="Consolas"/>
-          <w:sz w:val="18"/>
-        </w:rPr>
+        <w:t xml:space="preserve">response = self.generator.generate_game_response(game_state)</w:t>
         <w:br w:type="textWrapping"/>
-      </w:r>
-      <w:r>
-        <w:rPr>
-          <w:rFonts w:ascii="Consolas" w:hAnsi="Consolas"/>
-          <w:sz w:val="18"/>
-        </w:rPr>
-        <w:t># Input:  "I saw creeper in the left middle."</w:t>
-      </w:r>
-      <w:r>
-        <w:rPr>
-          <w:rFonts w:ascii="Consolas" w:hAnsi="Consolas"/>
-          <w:sz w:val="18"/>
-        </w:rPr>
+        <w:t xml:space="preserve"># Input:  "creeper in left middle"</w:t>
         <w:br w:type="textWrapping"/>
-      </w:r>
-      <w:r>
-        <w:rPr>
-          <w:rFonts w:ascii="Consolas" w:hAnsi="Consolas"/>
-          <w:sz w:val="18"/>
-        </w:rPr>
-        <w:t># Output: "Creeper on your left — move!"</w:t>
+        <w:t xml:space="preserve"># Output: "Creeper on your left — move!"</w:t>
       </w:r>
     </w:p>
     <w:p>
@@ -1735,33 +1072,9 @@
           <w:sz w:val="18"/>
         </w:rPr>
         <w:t>speak_in_thread(response)</w:t>
-      </w:r>
-      <w:r>
-        <w:rPr>
-          <w:rFonts w:ascii="Consolas" w:hAnsi="Consolas"/>
-          <w:sz w:val="18"/>
-        </w:rPr>
         <w:br w:type="textWrapping"/>
-      </w:r>
-      <w:r>
-        <w:rPr>
-          <w:rFonts w:ascii="Consolas" w:hAnsi="Consolas"/>
-          <w:sz w:val="18"/>
-        </w:rPr>
         <w:t>msg_queue.put(("AI", response))</w:t>
-      </w:r>
-      <w:r>
-        <w:rPr>
-          <w:rFonts w:ascii="Consolas" w:hAnsi="Consolas"/>
-          <w:sz w:val="18"/>
-        </w:rPr>
         <w:br w:type="textWrapping"/>
-      </w:r>
-      <w:r>
-        <w:rPr>
-          <w:rFonts w:ascii="Consolas" w:hAnsi="Consolas"/>
-          <w:sz w:val="18"/>
-        </w:rPr>
         <w:t>context['recent_game_state'] = result.get("game_state", "")</w:t>
       </w:r>
     </w:p>
@@ -1770,7 +1083,7 @@
         <w:pStyle w:val="2"/>
       </w:pPr>
       <w:r>
-        <w:t>7. Game Mode vs Chat Mode</w:t>
+        <w:t>6. Game Mode vs Chat Mode</w:t>
       </w:r>
     </w:p>
     <w:tbl>
@@ -1892,7 +1205,7 @@
               <w:spacing w:after="0" w:line="240" w:lineRule="auto"/>
             </w:pPr>
             <w:r>
-              <w:t>Screenshot every 0.5s</w:t>
+              <w:t>Screenshot every 0.5s (analysis at most every 2s)</w:t>
             </w:r>
           </w:p>
         </w:tc>
@@ -2006,7 +1319,7 @@
               <w:spacing w:after="0" w:line="240" w:lineRule="auto"/>
             </w:pPr>
             <w:r>
-              <w:t>Yes (Roboflow + Jimmy)</w:t>
+              <w:t>Yes (3 Roboflow models + Jimmy)</w:t>
             </w:r>
           </w:p>
         </w:tc>
@@ -2139,6 +1452,29 @@
         </w:tc>
       </w:tr>
     </w:tbl>
+    <w:p>
+      <w:pPr>
+        <w:pStyle w:val="2"/>
+      </w:pPr>
+      <w:r>
+        <w:t>7. Setup and configuration</w:t>
+      </w:r>
+    </w:p>
+    <w:p>
+      <w:r>
+        <w:t xml:space="preserve">The Roboflow API key is read from a local .env file (ROBOFLOW_API_KEY=your_key_here) and is never committed to the repository.</w:t>
+      </w:r>
+    </w:p>
+    <w:p>
+      <w:r>
+        <w:t xml:space="preserve">Most settings live in config.py: detection thresholds, screenshot interval, Ollama model name, proactive-comment timing, vision trigger keywords and TTS volume.</w:t>
+      </w:r>
+    </w:p>
+    <w:p>
+      <w:r>
+        <w:t xml:space="preserve">Hotkeys: Ctrl+Alt+G toggles the chat window and Ctrl+Alt+S toggles the status dashboard. The app runs on Windows and expects Ollama to be running locally.</w:t>
+      </w:r>
+    </w:p>
     <w:p>
       <w:bookmarkStart w:id="0" w:name="_GoBack"/>
       <w:bookmarkEnd w:id="0"/>
